--- a/public/materials/malware/teaching-guide/cs/Malware_Teaching_CS.docx
+++ b/public/materials/malware/teaching-guide/cs/Malware_Teaching_CS.docx
@@ -1598,9 +1598,9 @@
           <w:noProof/>
         </w:rPr>
         <w:drawing>
-          <wp:inline distT="0" distB="0" distL="0" distR="0" wp14:anchorId="03A0B904" wp14:editId="7B42563F">
-            <wp:extent cx="4754159" cy="2676525"/>
-            <wp:effectExtent l="0" t="0" r="0" b="0"/>
+          <wp:inline distT="0" distB="0" distL="0" distR="0" wp14:anchorId="03A0B904" wp14:editId="7A6CCDC7">
+            <wp:extent cx="4754159" cy="2674214"/>
+            <wp:effectExtent l="0" t="0" r="0" b="5715"/>
             <wp:docPr id="931394788" name="drawing"/>
             <wp:cNvGraphicFramePr>
               <a:graphicFrameLocks xmlns:a="http://schemas.openxmlformats.org/drawingml/2006/main" noChangeAspect="1"/>
@@ -1609,14 +1609,14 @@
               <a:graphicData uri="http://schemas.openxmlformats.org/drawingml/2006/picture">
                 <pic:pic xmlns:pic="http://schemas.openxmlformats.org/drawingml/2006/picture">
                   <pic:nvPicPr>
-                    <pic:cNvPr id="931394788" name="Picture 931394788"/>
+                    <pic:cNvPr id="931394788" name="drawing"/>
                     <pic:cNvPicPr/>
                   </pic:nvPicPr>
                   <pic:blipFill>
-                    <a:blip r:embed="rId7">
+                    <a:blip r:embed="rId7" cstate="print">
                       <a:extLst>
                         <a:ext uri="{28A0092B-C50C-407E-A947-70E740481C1C}">
-                          <a14:useLocalDpi xmlns:a14="http://schemas.microsoft.com/office/drawing/2010/main"/>
+                          <a14:useLocalDpi xmlns:a14="http://schemas.microsoft.com/office/drawing/2010/main" val="0"/>
                         </a:ext>
                       </a:extLst>
                     </a:blip>
@@ -1627,7 +1627,7 @@
                   <pic:spPr>
                     <a:xfrm>
                       <a:off x="0" y="0"/>
-                      <a:ext cx="4754159" cy="2676525"/>
+                      <a:ext cx="4754159" cy="2674214"/>
                     </a:xfrm>
                     <a:prstGeom prst="rect">
                       <a:avLst/>
@@ -4598,7 +4598,21 @@
           <w:rFonts w:asciiTheme="minorHAnsi" w:eastAsiaTheme="minorEastAsia" w:hAnsiTheme="minorHAnsi" w:cstheme="minorBidi"/>
           <w:lang w:val="cs-CZ"/>
         </w:rPr>
-        <w:t>Rozdělte žáky do skupin po 3–4 a poproste každou skupinu, ať si sedne ke svému stolu. Rozdejte každé skupině jednu sadu mincí 6.2.2 a jeden herní plán Uzly 6.2.3. Pokud učitel hru pořádá poprvé, můžou mince vystřihnout žáci. Při dalších hraních se použijí stejné sady mincí.</w:t>
+        <w:t>Rozdělte žáky do skupin po 3</w:t>
+      </w:r>
+      <w:r>
+        <w:rPr>
+          <w:rFonts w:asciiTheme="minorHAnsi" w:eastAsiaTheme="minorEastAsia" w:hAnsiTheme="minorHAnsi" w:cstheme="minorBidi"/>
+          <w:lang w:val="cs-CZ"/>
+        </w:rPr>
+        <w:t>-</w:t>
+      </w:r>
+      <w:r>
+        <w:rPr>
+          <w:rFonts w:asciiTheme="minorHAnsi" w:eastAsiaTheme="minorEastAsia" w:hAnsiTheme="minorHAnsi" w:cstheme="minorBidi"/>
+          <w:lang w:val="cs-CZ"/>
+        </w:rPr>
+        <w:t>4 a poproste každou skupinu, ať si sedne ke svému stolu. Rozdejte každé skupině jednu sadu mincí 6.2.2 a jeden herní plán Uzly 6.2.3. Pokud učitel hru pořádá poprvé, můžou mince vystřihnout žáci. Při dalších hraních se použijí stejné sady mincí.</w:t>
       </w:r>
     </w:p>
     <w:p>
@@ -4706,7 +4720,39 @@
           <w:color w:val="000000" w:themeColor="text2"/>
           <w:lang w:val="cs-CZ"/>
         </w:rPr>
-        <w:t>mají žáci přiřadit vlastnosti (čísla 1–15) ke správnému typu malwaru (písmena A–F) tím, že mince správně položí – tedy typy malwaru a vlastnosti musí být správně propojené provázky.</w:t>
+        <w:t>mají žáci přiřadit vlastnosti (čísla 1</w:t>
+      </w:r>
+      <w:r>
+        <w:rPr>
+          <w:rFonts w:asciiTheme="minorHAnsi" w:eastAsiaTheme="minorEastAsia" w:hAnsiTheme="minorHAnsi" w:cstheme="minorBidi"/>
+          <w:color w:val="000000" w:themeColor="text2"/>
+          <w:lang w:val="cs-CZ"/>
+        </w:rPr>
+        <w:t>-</w:t>
+      </w:r>
+      <w:r>
+        <w:rPr>
+          <w:rFonts w:asciiTheme="minorHAnsi" w:eastAsiaTheme="minorEastAsia" w:hAnsiTheme="minorHAnsi" w:cstheme="minorBidi"/>
+          <w:color w:val="000000" w:themeColor="text2"/>
+          <w:lang w:val="cs-CZ"/>
+        </w:rPr>
+        <w:t>15) ke správnému typu malwaru (písmena A</w:t>
+      </w:r>
+      <w:r>
+        <w:rPr>
+          <w:rFonts w:asciiTheme="minorHAnsi" w:eastAsiaTheme="minorEastAsia" w:hAnsiTheme="minorHAnsi" w:cstheme="minorBidi"/>
+          <w:color w:val="000000" w:themeColor="text2"/>
+          <w:lang w:val="cs-CZ"/>
+        </w:rPr>
+        <w:t>-</w:t>
+      </w:r>
+      <w:r>
+        <w:rPr>
+          <w:rFonts w:asciiTheme="minorHAnsi" w:eastAsiaTheme="minorEastAsia" w:hAnsiTheme="minorHAnsi" w:cstheme="minorBidi"/>
+          <w:color w:val="000000" w:themeColor="text2"/>
+          <w:lang w:val="cs-CZ"/>
+        </w:rPr>
+        <w:t>F) tím, že mince správně položí – tedy typy malwaru a vlastnosti musí být správně propojené provázky.</w:t>
       </w:r>
     </w:p>
     <w:p>
@@ -4826,7 +4872,21 @@
           <w:rFonts w:asciiTheme="minorHAnsi" w:eastAsiaTheme="minorEastAsia" w:hAnsiTheme="minorHAnsi" w:cstheme="minorBidi"/>
           <w:lang w:val="cs-CZ"/>
         </w:rPr>
-        <w:t xml:space="preserve"> ke kterému typu malwaru, a vyřešte hlavolam. Písmena označující typy malwaru umístěte vlevo na pozice I–VI a běžná čísla označující vlastnosti malwaru vpravo. Dbejte na to, aby byly typy malwaru propojené se správnými vlastnostmi.</w:t>
+        <w:t xml:space="preserve"> ke kterému typu malwaru, a vyřešte hlavolam. Písmena označující typy malwaru umístěte vlevo na pozice I</w:t>
+      </w:r>
+      <w:r>
+        <w:rPr>
+          <w:rFonts w:asciiTheme="minorHAnsi" w:eastAsiaTheme="minorEastAsia" w:hAnsiTheme="minorHAnsi" w:cstheme="minorBidi"/>
+          <w:lang w:val="cs-CZ"/>
+        </w:rPr>
+        <w:t>-</w:t>
+      </w:r>
+      <w:r>
+        <w:rPr>
+          <w:rFonts w:asciiTheme="minorHAnsi" w:eastAsiaTheme="minorEastAsia" w:hAnsiTheme="minorHAnsi" w:cstheme="minorBidi"/>
+          <w:lang w:val="cs-CZ"/>
+        </w:rPr>
+        <w:t>VI a běžná čísla označující vlastnosti malwaru vpravo. Dbejte na to, aby byly typy malwaru propojené se správnými vlastnostmi.</w:t>
       </w:r>
     </w:p>
     <w:p>
@@ -4941,7 +5001,23 @@
           <w:color w:val="000000" w:themeColor="text2"/>
           <w:lang w:val="cs-CZ"/>
         </w:rPr>
-        <w:t>Odeberte ze seznamu 1 poslední typ malwaru, aby obsahoval jen první tři typy (A–C).</w:t>
+        <w:t>Odeberte ze seznamu 1 poslední typ malwaru, aby obsahoval jen první tři typy (A</w:t>
+      </w:r>
+      <w:r>
+        <w:rPr>
+          <w:rFonts w:asciiTheme="minorHAnsi" w:eastAsiaTheme="minorEastAsia" w:hAnsiTheme="minorHAnsi" w:cstheme="minorBidi"/>
+          <w:color w:val="000000" w:themeColor="text2"/>
+          <w:lang w:val="cs-CZ"/>
+        </w:rPr>
+        <w:t>-</w:t>
+      </w:r>
+      <w:r>
+        <w:rPr>
+          <w:rFonts w:asciiTheme="minorHAnsi" w:eastAsiaTheme="minorEastAsia" w:hAnsiTheme="minorHAnsi" w:cstheme="minorBidi"/>
+          <w:color w:val="000000" w:themeColor="text2"/>
+          <w:lang w:val="cs-CZ"/>
+        </w:rPr>
+        <w:t>C).</w:t>
       </w:r>
     </w:p>
     <w:p>
@@ -5122,43 +5198,7 @@
           <w:bCs/>
           <w:lang w:val="cs-CZ"/>
         </w:rPr>
-        <w:t xml:space="preserve">Seznam </w:t>
-      </w:r>
-      <w:r>
-        <w:rPr>
-          <w:rFonts w:asciiTheme="minorHAnsi" w:eastAsiaTheme="minorEastAsia" w:hAnsiTheme="minorHAnsi" w:cstheme="minorBidi"/>
-          <w:b/>
-          <w:bCs/>
-          <w:lang w:val="cs-CZ"/>
-        </w:rPr>
-        <w:t>2</w:t>
-      </w:r>
-      <w:r>
-        <w:rPr>
-          <w:rFonts w:asciiTheme="minorHAnsi" w:eastAsiaTheme="minorEastAsia" w:hAnsiTheme="minorHAnsi" w:cstheme="minorBidi"/>
-          <w:b/>
-          <w:bCs/>
-          <w:lang w:val="cs-CZ"/>
-        </w:rPr>
-        <w:t xml:space="preserve">: </w:t>
-      </w:r>
-      <w:r>
-        <w:rPr>
-          <w:rFonts w:asciiTheme="minorHAnsi" w:eastAsiaTheme="minorEastAsia" w:hAnsiTheme="minorHAnsi" w:cstheme="minorBidi"/>
-          <w:b/>
-          <w:bCs/>
-          <w:lang w:val="cs-CZ"/>
-        </w:rPr>
-        <w:t>Vlastnosti</w:t>
-      </w:r>
-      <w:r>
-        <w:rPr>
-          <w:rFonts w:asciiTheme="minorHAnsi" w:eastAsiaTheme="minorEastAsia" w:hAnsiTheme="minorHAnsi" w:cstheme="minorBidi"/>
-          <w:b/>
-          <w:bCs/>
-          <w:lang w:val="cs-CZ"/>
-        </w:rPr>
-        <w:t xml:space="preserve"> malwaru</w:t>
+        <w:t>Seznam 2: Vlastnosti malwaru</w:t>
       </w:r>
     </w:p>
     <w:p>
@@ -5370,7 +5410,23 @@
           <w:color w:val="000000" w:themeColor="text2"/>
           <w:lang w:val="cs-CZ"/>
         </w:rPr>
-        <w:t>Vysvětlete žákům, že úkol obsahuje čtyři typy malwaru, ale předem jsou známé jen tři z nich (A–C v seznamu 1). Chybějící typ malwaru má na herním plánu představovat otazník. V téhle verzi hry musí žáci kromě přiřazování známých typů malwaru ze seznamu 1 k vlastnostem ze seznamu 2 přijít i na to, jaký typ malwaru chybí. Řešení tohoto příkladu najdete na obrázku níže.</w:t>
+        <w:t>Vysvětlete žákům, že úkol obsahuje čtyři typy malwaru, ale předem jsou známé jen tři z nich (A</w:t>
+      </w:r>
+      <w:r>
+        <w:rPr>
+          <w:rFonts w:asciiTheme="minorHAnsi" w:eastAsiaTheme="minorEastAsia" w:hAnsiTheme="minorHAnsi" w:cstheme="minorBidi"/>
+          <w:color w:val="000000" w:themeColor="text2"/>
+          <w:lang w:val="cs-CZ"/>
+        </w:rPr>
+        <w:t>-</w:t>
+      </w:r>
+      <w:r>
+        <w:rPr>
+          <w:rFonts w:asciiTheme="minorHAnsi" w:eastAsiaTheme="minorEastAsia" w:hAnsiTheme="minorHAnsi" w:cstheme="minorBidi"/>
+          <w:color w:val="000000" w:themeColor="text2"/>
+          <w:lang w:val="cs-CZ"/>
+        </w:rPr>
+        <w:t>C v seznamu 1). Chybějící typ malwaru má na herním plánu představovat otazník. V téhle verzi hry musí žáci kromě přiřazování známých typů malwaru ze seznamu 1 k vlastnostem ze seznamu 2 přijít i na to, jaký typ malwaru chybí. Řešení tohoto příkladu najdete na obrázku níže.</w:t>
       </w:r>
     </w:p>
     <w:p>
